--- a/deliverables/Persian_SEO_Publication_Queue/EC-012-کدهای-m-در-cnc/EC-012-کدهای-m-در-cnc.docx
+++ b/deliverables/Persian_SEO_Publication_Queue/EC-012-کدهای-m-در-cnc/EC-012-کدهای-m-در-cnc.docx
@@ -682,7 +682,7 @@
         </w:rPr>
         <w:t xml:space="preserve">•  </w:t>
       </w:r>
-      <w:hyperlink w:history="1" r:id="rId6uorwa7flnpvbvopr_l2r">
+      <w:hyperlink w:history="1" r:id="rIdslblmepfo3iepi-w0jyre">
         <w:r>
           <w:rPr>
             <w:rStyle w:val="Hyperlink"/>
@@ -712,7 +712,7 @@
         </w:rPr>
         <w:t xml:space="preserve">•  </w:t>
       </w:r>
-      <w:hyperlink w:history="1" r:id="rIdmla-he7iusxltf1ffv1rf">
+      <w:hyperlink w:history="1" r:id="rIdtjsehd75fqhvff9g7wnmv">
         <w:r>
           <w:rPr>
             <w:rStyle w:val="Hyperlink"/>
@@ -742,7 +742,7 @@
         </w:rPr>
         <w:t xml:space="preserve">•  </w:t>
       </w:r>
-      <w:hyperlink w:history="1" r:id="rId7vjxrsbqduyao--xmkhfw">
+      <w:hyperlink w:history="1" r:id="rIdvi6qamcp_n-b4mchdezgu">
         <w:r>
           <w:rPr>
             <w:rStyle w:val="Hyperlink"/>
@@ -772,7 +772,7 @@
         </w:rPr>
         <w:t xml:space="preserve">•  </w:t>
       </w:r>
-      <w:hyperlink w:history="1" r:id="rIdy2lk-n_nfjzk4a39cmxdj">
+      <w:hyperlink w:history="1" r:id="rIdvtuzegvwjj98-iks5jacz">
         <w:r>
           <w:rPr>
             <w:rStyle w:val="Hyperlink"/>
@@ -802,7 +802,7 @@
         </w:rPr>
         <w:t xml:space="preserve">•  </w:t>
       </w:r>
-      <w:hyperlink w:history="1" r:id="rId7afmggizsnnbzsrhxo_fd">
+      <w:hyperlink w:history="1" r:id="rId5vjlxuwmkva6a88brijdh">
         <w:r>
           <w:rPr>
             <w:rStyle w:val="Hyperlink"/>
@@ -852,7 +852,7 @@
         </w:rPr>
         <w:t xml:space="preserve">•  </w:t>
       </w:r>
-      <w:hyperlink w:history="1" r:id="rIder08skdsonjgfpnu1aafl">
+      <w:hyperlink w:history="1" r:id="rIdybgoh4vkgqtkgqxrpfenu">
         <w:r>
           <w:rPr>
             <w:rStyle w:val="Hyperlink"/>
@@ -882,7 +882,7 @@
         </w:rPr>
         <w:t xml:space="preserve">•  </w:t>
       </w:r>
-      <w:hyperlink w:history="1" r:id="rId-zblo7whkgsrtwtwyfva6">
+      <w:hyperlink w:history="1" r:id="rId0bd0covdxg1eojqnylfmy">
         <w:r>
           <w:rPr>
             <w:rStyle w:val="Hyperlink"/>
@@ -1624,7 +1624,7 @@
         </w:rPr>
         <w:t xml:space="preserve">اگر با کدهای حرکتی آشنا نیستید، ابتدا </w:t>
       </w:r>
-      <w:hyperlink w:history="1" r:id="rIdya25_0snmchlasqfxk8j4">
+      <w:hyperlink w:history="1" r:id="rIdvc8j0vaj0-vtdhhhaf17a">
         <w:r>
           <w:rPr>
             <w:rStyle w:val="Hyperlink"/>
@@ -3886,7 +3886,7 @@
         </w:rPr>
         <w:t xml:space="preserve">برای آشنایی بیشتر با ساختار و عملیات تراش، </w:t>
       </w:r>
-      <w:hyperlink w:history="1" r:id="rIdt7stdda_j1pfh8fqdcm_8">
+      <w:hyperlink w:history="1" r:id="rIde8hpgwwgglmjlwe0d_lqb">
         <w:r>
           <w:rPr>
             <w:rStyle w:val="Hyperlink"/>
@@ -4116,7 +4116,7 @@
         </w:rPr>
         <w:t xml:space="preserve">شماره این کدها در ماشین‌های مختلف متفاوت است. اگر برنامه‌ای را از یک ماشین به ماشین دیگر منتقل می‌کنید، همه کدهای M غیرپایه را دوباره بررسی کنید. دفترچه‌های برنامه‌نویسی و اپراتوری بسیاری از کنترلرها در </w:t>
       </w:r>
-      <w:hyperlink w:history="1" r:id="rIdaxv8j1uznmxdccmdub6bc">
+      <w:hyperlink w:history="1" r:id="rId7qfd1e_x_iwofpuw2r5jd">
         <w:r>
           <w:rPr>
             <w:rStyle w:val="Hyperlink"/>
@@ -5621,7 +5621,7 @@
         </w:rPr>
         <w:t xml:space="preserve">برای برنامه‌نویسانی که با چند ماشین و کنترلر سروکار دارند، </w:t>
       </w:r>
-      <w:hyperlink w:history="1" r:id="rIdkdlq7geyl5cyesvei_yu5">
+      <w:hyperlink w:history="1" r:id="rIdyicctoevyzgjnv1kzzpw_">
         <w:r>
           <w:rPr>
             <w:rStyle w:val="Hyperlink"/>
@@ -5931,7 +5931,7 @@
         </w:rPr>
         <w:t xml:space="preserve">اگر برنامه‌ها بین چند ماشین جابه‌جا می‌شوند، یک فهرست مستند از کدهای هر ماشین و یک مرجع مرکزی برای برنامه‌های تأییدشده، بیشتر خطاهای رایج را حذف می‌کند. برای ادامه یادگیری، دفترچه‌های برنامه‌نویسی کنترلر خود را از </w:t>
       </w:r>
-      <w:hyperlink w:history="1" r:id="rIda3kfwsmi_tkys7lwrbia5">
+      <w:hyperlink w:history="1" r:id="rIdidlvclixd9eqiokgjbjv5">
         <w:r>
           <w:rPr>
             <w:rStyle w:val="Hyperlink"/>
